--- a/Document/SOULMATE PRICE LIST.docx
+++ b/Document/SOULMATE PRICE LIST.docx
@@ -47,7 +47,15 @@
         <w:pStyle w:val="Heading1"/>
       </w:pPr>
       <w:r>
-        <w:t>Basic Setups Price As Per Venue</w:t>
+        <w:t xml:space="preserve">Basic Setups Price </w:t>
+      </w:r>
+      <w:proofErr w:type="gramStart"/>
+      <w:r>
+        <w:t>As</w:t>
+      </w:r>
+      <w:proofErr w:type="gramEnd"/>
+      <w:r>
+        <w:t xml:space="preserve"> Per Venue</w:t>
       </w:r>
     </w:p>
     <w:tbl>
@@ -377,7 +385,21 @@
                 <w:sz w:val="22"/>
                 <w:szCs w:val="22"/>
               </w:rPr>
-              <w:t>45,000 /-</w:t>
+              <w:t>6</w:t>
+            </w:r>
+            <w:r>
+              <w:rPr>
+                <w:sz w:val="22"/>
+                <w:szCs w:val="22"/>
+              </w:rPr>
+              <w:t>0</w:t>
+            </w:r>
+            <w:r>
+              <w:rPr>
+                <w:sz w:val="22"/>
+                <w:szCs w:val="22"/>
+              </w:rPr>
+              <w:t>,000 /-</w:t>
             </w:r>
           </w:p>
         </w:tc>
@@ -573,13 +595,23 @@
             </w:pPr>
           </w:p>
           <w:p>
+            <w:proofErr w:type="gramStart"/>
             <w:r>
               <w:rPr>
                 <w:color w:val="C45911" w:themeColor="accent2" w:themeShade="BF"/>
                 <w:sz w:val="24"/>
                 <w:szCs w:val="24"/>
               </w:rPr>
-              <w:t>NOTE : Genset Include, No Other Hidden Charges</w:t>
+              <w:t>NOTE :</w:t>
+            </w:r>
+            <w:proofErr w:type="gramEnd"/>
+            <w:r>
+              <w:rPr>
+                <w:color w:val="C45911" w:themeColor="accent2" w:themeShade="BF"/>
+                <w:sz w:val="24"/>
+                <w:szCs w:val="24"/>
+              </w:rPr>
+              <w:t xml:space="preserve"> Genset Include, No Other Hidden Charges</w:t>
             </w:r>
           </w:p>
         </w:tc>
@@ -834,13 +866,23 @@
                 <w:szCs w:val="24"/>
               </w:rPr>
             </w:pPr>
+            <w:proofErr w:type="gramStart"/>
             <w:r>
               <w:rPr>
                 <w:color w:val="C45911" w:themeColor="accent2" w:themeShade="BF"/>
                 <w:sz w:val="24"/>
                 <w:szCs w:val="24"/>
               </w:rPr>
-              <w:t>NOTE : Genset Include, No Other Hidden Charges</w:t>
+              <w:t>NOTE :</w:t>
+            </w:r>
+            <w:proofErr w:type="gramEnd"/>
+            <w:r>
+              <w:rPr>
+                <w:color w:val="C45911" w:themeColor="accent2" w:themeShade="BF"/>
+                <w:sz w:val="24"/>
+                <w:szCs w:val="24"/>
+              </w:rPr>
+              <w:t xml:space="preserve"> Genset Include, No Other Hidden Charges</w:t>
             </w:r>
           </w:p>
         </w:tc>
@@ -853,7 +895,15 @@
       </w:pPr>
       <w:r>
         <w:lastRenderedPageBreak/>
-        <w:t>Big DJ Setups Price As Per Venue</w:t>
+        <w:t xml:space="preserve">Big DJ Setups Price </w:t>
+      </w:r>
+      <w:proofErr w:type="gramStart"/>
+      <w:r>
+        <w:t>As</w:t>
+      </w:r>
+      <w:proofErr w:type="gramEnd"/>
+      <w:r>
+        <w:t xml:space="preserve"> Per Venue</w:t>
       </w:r>
     </w:p>
     <w:tbl>
@@ -1091,7 +1141,14 @@
                 <w:sz w:val="22"/>
                 <w:szCs w:val="22"/>
               </w:rPr>
-              <w:t>90,000 /-</w:t>
+              <w:t>12</w:t>
+            </w:r>
+            <w:r>
+              <w:rPr>
+                <w:sz w:val="22"/>
+                <w:szCs w:val="22"/>
+              </w:rPr>
+              <w:t>0,000 /-</w:t>
             </w:r>
           </w:p>
         </w:tc>
@@ -1216,7 +1273,35 @@
                 <w:sz w:val="24"/>
                 <w:szCs w:val="24"/>
               </w:rPr>
-              <w:t>Led &amp; Sharpy Lights</w:t>
+              <w:t>Led</w:t>
+            </w:r>
+            <w:r>
+              <w:rPr>
+                <w:sz w:val="24"/>
+                <w:szCs w:val="24"/>
+              </w:rPr>
+              <w:t>,</w:t>
+            </w:r>
+            <w:r>
+              <w:rPr>
+                <w:sz w:val="24"/>
+                <w:szCs w:val="24"/>
+              </w:rPr>
+              <w:t xml:space="preserve"> Sharpy</w:t>
+            </w:r>
+            <w:r>
+              <w:rPr>
+                <w:sz w:val="24"/>
+                <w:szCs w:val="24"/>
+              </w:rPr>
+              <w:t xml:space="preserve"> &amp; Blinder</w:t>
+            </w:r>
+            <w:r>
+              <w:rPr>
+                <w:sz w:val="24"/>
+                <w:szCs w:val="24"/>
+              </w:rPr>
+              <w:t xml:space="preserve"> Lights</w:t>
             </w:r>
           </w:p>
           <w:p>
@@ -1348,13 +1433,23 @@
                 <w:szCs w:val="24"/>
               </w:rPr>
             </w:pPr>
+            <w:proofErr w:type="gramStart"/>
             <w:r>
               <w:rPr>
                 <w:color w:val="C45911" w:themeColor="accent2" w:themeShade="BF"/>
                 <w:sz w:val="24"/>
                 <w:szCs w:val="24"/>
               </w:rPr>
-              <w:t>NOTE : Genset Include, No Other Hidden Charges</w:t>
+              <w:t>NOTE :</w:t>
+            </w:r>
+            <w:proofErr w:type="gramEnd"/>
+            <w:r>
+              <w:rPr>
+                <w:color w:val="C45911" w:themeColor="accent2" w:themeShade="BF"/>
+                <w:sz w:val="24"/>
+                <w:szCs w:val="24"/>
+              </w:rPr>
+              <w:t xml:space="preserve"> Genset Include, No Other Hidden Charges</w:t>
             </w:r>
           </w:p>
         </w:tc>
@@ -1607,13 +1702,23 @@
                 <w:szCs w:val="24"/>
               </w:rPr>
             </w:pPr>
+            <w:proofErr w:type="gramStart"/>
             <w:r>
               <w:rPr>
                 <w:color w:val="C45911" w:themeColor="accent2" w:themeShade="BF"/>
                 <w:sz w:val="24"/>
                 <w:szCs w:val="24"/>
               </w:rPr>
-              <w:t>NOTE : Genset Include, No Other Hidden Charges</w:t>
+              <w:t>NOTE :</w:t>
+            </w:r>
+            <w:proofErr w:type="gramEnd"/>
+            <w:r>
+              <w:rPr>
+                <w:color w:val="C45911" w:themeColor="accent2" w:themeShade="BF"/>
+                <w:sz w:val="24"/>
+                <w:szCs w:val="24"/>
+              </w:rPr>
+              <w:t xml:space="preserve"> Genset Include, No Other Hidden Charges</w:t>
             </w:r>
           </w:p>
         </w:tc>
@@ -1628,7 +1733,15 @@
       </w:pPr>
       <w:r>
         <w:lastRenderedPageBreak/>
-        <w:t>Stage Platform With Stairs &amp; Carpet</w:t>
+        <w:t xml:space="preserve">Stage Platform </w:t>
+      </w:r>
+      <w:proofErr w:type="gramStart"/>
+      <w:r>
+        <w:t>With</w:t>
+      </w:r>
+      <w:proofErr w:type="gramEnd"/>
+      <w:r>
+        <w:t xml:space="preserve"> Stairs &amp; Carpet</w:t>
       </w:r>
     </w:p>
     <w:p/>
@@ -1904,7 +2017,21 @@
         <w:rPr>
           <w:color w:val="EE0000"/>
         </w:rPr>
-        <w:t xml:space="preserve">                 : </w:t>
+        <w:t xml:space="preserve">               </w:t>
+      </w:r>
+      <w:proofErr w:type="gramStart"/>
+      <w:r>
+        <w:rPr>
+          <w:color w:val="EE0000"/>
+        </w:rPr>
+        <w:t xml:space="preserve">  :</w:t>
+      </w:r>
+      <w:proofErr w:type="gramEnd"/>
+      <w:r>
+        <w:rPr>
+          <w:color w:val="EE0000"/>
+        </w:rPr>
+        <w:t xml:space="preserve"> </w:t>
       </w:r>
       <w:r>
         <w:rPr>
@@ -1938,7 +2065,17 @@
           <w:sz w:val="30"/>
           <w:szCs w:val="30"/>
         </w:rPr>
-        <w:t xml:space="preserve">    </w:t>
+        <w:t xml:space="preserve">  </w:t>
+      </w:r>
+      <w:proofErr w:type="gramStart"/>
+      <w:r>
+        <w:rPr>
+          <w:rFonts w:asciiTheme="majorHAnsi" w:eastAsiaTheme="majorEastAsia" w:hAnsiTheme="majorHAnsi" w:cstheme="majorBidi"/>
+          <w:color w:val="EE0000"/>
+          <w:sz w:val="30"/>
+          <w:szCs w:val="30"/>
+        </w:rPr>
+        <w:t xml:space="preserve">  </w:t>
       </w:r>
       <w:r>
         <w:rPr>
@@ -1947,7 +2084,17 @@
           <w:sz w:val="30"/>
           <w:szCs w:val="30"/>
         </w:rPr>
-        <w:t xml:space="preserve">:   2 Feet </w:t>
+        <w:t>:</w:t>
+      </w:r>
+      <w:proofErr w:type="gramEnd"/>
+      <w:r>
+        <w:rPr>
+          <w:rFonts w:asciiTheme="majorHAnsi" w:eastAsiaTheme="majorEastAsia" w:hAnsiTheme="majorHAnsi" w:cstheme="majorBidi"/>
+          <w:color w:val="EE0000"/>
+          <w:sz w:val="30"/>
+          <w:szCs w:val="30"/>
+        </w:rPr>
+        <w:t xml:space="preserve">   2 Feet </w:t>
       </w:r>
     </w:p>
     <w:p>
@@ -2117,7 +2264,18 @@
           <w:sz w:val="28"/>
           <w:szCs w:val="28"/>
         </w:rPr>
-        <w:t xml:space="preserve">                </w:t>
+        <w:t xml:space="preserve">              </w:t>
+      </w:r>
+      <w:proofErr w:type="gramStart"/>
+      <w:r>
+        <w:rPr>
+          <w:rFonts w:eastAsiaTheme="majorEastAsia" w:cstheme="majorBidi"/>
+          <w:color w:val="EE0000"/>
+          <w:spacing w:val="15"/>
+          <w:sz w:val="28"/>
+          <w:szCs w:val="28"/>
+        </w:rPr>
+        <w:t xml:space="preserve">  </w:t>
       </w:r>
       <w:r>
         <w:rPr>
@@ -2127,7 +2285,18 @@
           <w:sz w:val="28"/>
           <w:szCs w:val="28"/>
         </w:rPr>
-        <w:t>: 140 Sq. Ft.</w:t>
+        <w:t>:</w:t>
+      </w:r>
+      <w:proofErr w:type="gramEnd"/>
+      <w:r>
+        <w:rPr>
+          <w:rFonts w:eastAsiaTheme="majorEastAsia" w:cstheme="majorBidi"/>
+          <w:color w:val="EE0000"/>
+          <w:spacing w:val="15"/>
+          <w:sz w:val="28"/>
+          <w:szCs w:val="28"/>
+        </w:rPr>
+        <w:t xml:space="preserve"> 140 Sq. Ft.</w:t>
       </w:r>
     </w:p>
     <w:p>
@@ -2158,7 +2327,18 @@
           <w:sz w:val="28"/>
           <w:szCs w:val="28"/>
         </w:rPr>
-        <w:t xml:space="preserve">   </w:t>
+        <w:t xml:space="preserve"> </w:t>
+      </w:r>
+      <w:proofErr w:type="gramStart"/>
+      <w:r>
+        <w:rPr>
+          <w:rFonts w:eastAsiaTheme="majorEastAsia" w:cstheme="majorBidi"/>
+          <w:color w:val="EE0000"/>
+          <w:spacing w:val="15"/>
+          <w:sz w:val="28"/>
+          <w:szCs w:val="28"/>
+        </w:rPr>
+        <w:t xml:space="preserve">  </w:t>
       </w:r>
       <w:r>
         <w:rPr>
@@ -2168,19 +2348,9 @@
           <w:sz w:val="28"/>
           <w:szCs w:val="28"/>
         </w:rPr>
-        <w:t>: 14x10 [40 Width, 10 Height]</w:t>
+        <w:t>:</w:t>
       </w:r>
-    </w:p>
-    <w:p>
-      <w:pPr>
-        <w:rPr>
-          <w:rFonts w:eastAsiaTheme="majorEastAsia" w:cstheme="majorBidi"/>
-          <w:color w:val="EE0000"/>
-          <w:spacing w:val="15"/>
-          <w:sz w:val="28"/>
-          <w:szCs w:val="28"/>
-        </w:rPr>
-      </w:pPr>
+      <w:proofErr w:type="gramEnd"/>
       <w:r>
         <w:rPr>
           <w:rFonts w:eastAsiaTheme="majorEastAsia" w:cstheme="majorBidi"/>
@@ -2189,7 +2359,39 @@
           <w:sz w:val="28"/>
           <w:szCs w:val="28"/>
         </w:rPr>
-        <w:t xml:space="preserve">Per Piece Size          </w:t>
+        <w:t xml:space="preserve"> 14x10 [40 Width, 10 Height]</w:t>
+      </w:r>
+    </w:p>
+    <w:p>
+      <w:pPr>
+        <w:rPr>
+          <w:rFonts w:eastAsiaTheme="majorEastAsia" w:cstheme="majorBidi"/>
+          <w:color w:val="EE0000"/>
+          <w:spacing w:val="15"/>
+          <w:sz w:val="28"/>
+          <w:szCs w:val="28"/>
+        </w:rPr>
+      </w:pPr>
+      <w:r>
+        <w:rPr>
+          <w:rFonts w:eastAsiaTheme="majorEastAsia" w:cstheme="majorBidi"/>
+          <w:color w:val="EE0000"/>
+          <w:spacing w:val="15"/>
+          <w:sz w:val="28"/>
+          <w:szCs w:val="28"/>
+        </w:rPr>
+        <w:t xml:space="preserve">Per Piece Size         </w:t>
+      </w:r>
+      <w:proofErr w:type="gramStart"/>
+      <w:r>
+        <w:rPr>
+          <w:rFonts w:eastAsiaTheme="majorEastAsia" w:cstheme="majorBidi"/>
+          <w:color w:val="EE0000"/>
+          <w:spacing w:val="15"/>
+          <w:sz w:val="28"/>
+          <w:szCs w:val="28"/>
+        </w:rPr>
+        <w:t xml:space="preserve"> </w:t>
       </w:r>
       <w:r>
         <w:rPr>
@@ -2209,19 +2411,9 @@
           <w:sz w:val="28"/>
           <w:szCs w:val="28"/>
         </w:rPr>
-        <w:t>: 2x2</w:t>
+        <w:t>:</w:t>
       </w:r>
-    </w:p>
-    <w:p>
-      <w:pPr>
-        <w:rPr>
-          <w:rFonts w:eastAsiaTheme="majorEastAsia" w:cstheme="majorBidi"/>
-          <w:color w:val="EE0000"/>
-          <w:spacing w:val="15"/>
-          <w:sz w:val="28"/>
-          <w:szCs w:val="28"/>
-        </w:rPr>
-      </w:pPr>
+      <w:proofErr w:type="gramEnd"/>
       <w:r>
         <w:rPr>
           <w:rFonts w:eastAsiaTheme="majorEastAsia" w:cstheme="majorBidi"/>
@@ -2230,7 +2422,72 @@
           <w:sz w:val="28"/>
           <w:szCs w:val="28"/>
         </w:rPr>
-        <w:t>Total Piece In 1 Wall : 140/Per Piece size(2x2 = 4) = 35 Pieces</w:t>
+        <w:t xml:space="preserve"> 2x2</w:t>
+      </w:r>
+    </w:p>
+    <w:p>
+      <w:pPr>
+        <w:rPr>
+          <w:rFonts w:eastAsiaTheme="majorEastAsia" w:cstheme="majorBidi"/>
+          <w:color w:val="EE0000"/>
+          <w:spacing w:val="15"/>
+          <w:sz w:val="28"/>
+          <w:szCs w:val="28"/>
+        </w:rPr>
+      </w:pPr>
+      <w:r>
+        <w:rPr>
+          <w:rFonts w:eastAsiaTheme="majorEastAsia" w:cstheme="majorBidi"/>
+          <w:color w:val="EE0000"/>
+          <w:spacing w:val="15"/>
+          <w:sz w:val="28"/>
+          <w:szCs w:val="28"/>
+        </w:rPr>
+        <w:t xml:space="preserve">Total Piece In 1 </w:t>
+      </w:r>
+      <w:proofErr w:type="gramStart"/>
+      <w:r>
+        <w:rPr>
+          <w:rFonts w:eastAsiaTheme="majorEastAsia" w:cstheme="majorBidi"/>
+          <w:color w:val="EE0000"/>
+          <w:spacing w:val="15"/>
+          <w:sz w:val="28"/>
+          <w:szCs w:val="28"/>
+        </w:rPr>
+        <w:t>Wall :</w:t>
+      </w:r>
+      <w:proofErr w:type="gramEnd"/>
+      <w:r>
+        <w:rPr>
+          <w:rFonts w:eastAsiaTheme="majorEastAsia" w:cstheme="majorBidi"/>
+          <w:color w:val="EE0000"/>
+          <w:spacing w:val="15"/>
+          <w:sz w:val="28"/>
+          <w:szCs w:val="28"/>
+        </w:rPr>
+        <w:t xml:space="preserve"> 140/Per Piece </w:t>
+      </w:r>
+      <w:proofErr w:type="gramStart"/>
+      <w:r>
+        <w:rPr>
+          <w:rFonts w:eastAsiaTheme="majorEastAsia" w:cstheme="majorBidi"/>
+          <w:color w:val="EE0000"/>
+          <w:spacing w:val="15"/>
+          <w:sz w:val="28"/>
+          <w:szCs w:val="28"/>
+        </w:rPr>
+        <w:t>size(</w:t>
+      </w:r>
+      <w:proofErr w:type="gramEnd"/>
+      <w:r>
+        <w:rPr>
+          <w:rFonts w:eastAsiaTheme="majorEastAsia" w:cstheme="majorBidi"/>
+          <w:color w:val="EE0000"/>
+          <w:spacing w:val="15"/>
+          <w:sz w:val="28"/>
+          <w:szCs w:val="28"/>
+        </w:rPr>
+        <w:t>2x2 = 4) = 35 Pieces</w:t>
       </w:r>
     </w:p>
     <w:p>
@@ -2261,7 +2518,29 @@
           <w:sz w:val="28"/>
           <w:szCs w:val="28"/>
         </w:rPr>
-        <w:t>Either Riser Or Stage</w:t>
+        <w:t xml:space="preserve">Either Riser </w:t>
+      </w:r>
+      <w:proofErr w:type="gramStart"/>
+      <w:r>
+        <w:rPr>
+          <w:rFonts w:eastAsiaTheme="majorEastAsia" w:cstheme="majorBidi"/>
+          <w:color w:val="EE0000"/>
+          <w:spacing w:val="15"/>
+          <w:sz w:val="28"/>
+          <w:szCs w:val="28"/>
+        </w:rPr>
+        <w:t>Or</w:t>
+      </w:r>
+      <w:proofErr w:type="gramEnd"/>
+      <w:r>
+        <w:rPr>
+          <w:rFonts w:eastAsiaTheme="majorEastAsia" w:cstheme="majorBidi"/>
+          <w:color w:val="EE0000"/>
+          <w:spacing w:val="15"/>
+          <w:sz w:val="28"/>
+          <w:szCs w:val="28"/>
+        </w:rPr>
+        <w:t xml:space="preserve"> Stage</w:t>
       </w:r>
     </w:p>
     <w:p>
@@ -2382,6 +2661,7 @@
           <w:szCs w:val="28"/>
         </w:rPr>
       </w:pPr>
+      <w:proofErr w:type="gramStart"/>
       <w:r>
         <w:rPr>
           <w:rFonts w:eastAsiaTheme="majorEastAsia" w:cstheme="majorBidi"/>
@@ -2410,7 +2690,18 @@
           <w:sz w:val="28"/>
           <w:szCs w:val="28"/>
         </w:rPr>
-        <w:t xml:space="preserve">: </w:t>
+        <w:t>:</w:t>
+      </w:r>
+      <w:proofErr w:type="gramEnd"/>
+      <w:r>
+        <w:rPr>
+          <w:rFonts w:eastAsiaTheme="majorEastAsia" w:cstheme="majorBidi"/>
+          <w:color w:val="EE0000"/>
+          <w:spacing w:val="15"/>
+          <w:sz w:val="28"/>
+          <w:szCs w:val="28"/>
+        </w:rPr>
+        <w:t xml:space="preserve"> </w:t>
       </w:r>
       <w:r>
         <w:rPr>
@@ -2510,7 +2801,23 @@
                 <w:sz w:val="22"/>
                 <w:szCs w:val="22"/>
               </w:rPr>
-              <w:t>Jal Mahal  - 12x12 or 12x16</w:t>
+              <w:t xml:space="preserve">Jal </w:t>
+            </w:r>
+            <w:proofErr w:type="gramStart"/>
+            <w:r>
+              <w:rPr>
+                <w:sz w:val="22"/>
+                <w:szCs w:val="22"/>
+              </w:rPr>
+              <w:t>Mahal  -</w:t>
+            </w:r>
+            <w:proofErr w:type="gramEnd"/>
+            <w:r>
+              <w:rPr>
+                <w:sz w:val="22"/>
+                <w:szCs w:val="22"/>
+              </w:rPr>
+              <w:t xml:space="preserve"> 12x12 or 12x16</w:t>
             </w:r>
           </w:p>
         </w:tc>
@@ -2576,12 +2883,21 @@
                 <w:szCs w:val="22"/>
               </w:rPr>
             </w:pPr>
-            <w:r>
-              <w:rPr>
-                <w:sz w:val="22"/>
-                <w:szCs w:val="22"/>
-              </w:rPr>
-              <w:t xml:space="preserve">Sparkle Machine </w:t>
+            <w:proofErr w:type="gramStart"/>
+            <w:r>
+              <w:rPr>
+                <w:sz w:val="22"/>
+                <w:szCs w:val="22"/>
+              </w:rPr>
+              <w:t>Sparkle</w:t>
+            </w:r>
+            <w:proofErr w:type="gramEnd"/>
+            <w:r>
+              <w:rPr>
+                <w:sz w:val="22"/>
+                <w:szCs w:val="22"/>
+              </w:rPr>
+              <w:t xml:space="preserve"> Machine </w:t>
             </w:r>
           </w:p>
         </w:tc>
@@ -2646,7 +2962,23 @@
                 <w:sz w:val="22"/>
                 <w:szCs w:val="22"/>
               </w:rPr>
-              <w:t>10,000 /- (4- Kg Of Flowers)</w:t>
+              <w:t xml:space="preserve">10,000 /- (4- Kg </w:t>
+            </w:r>
+            <w:proofErr w:type="gramStart"/>
+            <w:r>
+              <w:rPr>
+                <w:sz w:val="22"/>
+                <w:szCs w:val="22"/>
+              </w:rPr>
+              <w:t>Of</w:t>
+            </w:r>
+            <w:proofErr w:type="gramEnd"/>
+            <w:r>
+              <w:rPr>
+                <w:sz w:val="22"/>
+                <w:szCs w:val="22"/>
+              </w:rPr>
+              <w:t xml:space="preserve"> Flowers)</w:t>
             </w:r>
           </w:p>
         </w:tc>
